--- a/output/students/Data Description Sheet.docx
+++ b/output/students/Data Description Sheet.docx
@@ -1596,8 +1596,8 @@
       <w:tblGrid>
         <w:gridCol w:w="2886"/>
         <w:gridCol w:w="975"/>
-        <w:gridCol w:w="1025"/>
-        <w:gridCol w:w="4474"/>
+        <w:gridCol w:w="1083"/>
+        <w:gridCol w:w="4416"/>
       </w:tblGrid>
       <w:tr>
         <w:trPr>
@@ -1672,7 +1672,7 @@
         </w:tc>
         <w:tc>
           <w:tcPr>
-            <w:tcW w:type="dxa" w:w="1025"/>
+            <w:tcW w:type="dxa" w:w="1083"/>
             <w:tcBorders>
               <w:top w:val="single" w:color="C9D1DC" w:sz="4"/>
               <w:left w:val="single" w:color="C9D1DC" w:sz="4"/>
@@ -1705,7 +1705,7 @@
         </w:tc>
         <w:tc>
           <w:tcPr>
-            <w:tcW w:type="dxa" w:w="4474"/>
+            <w:tcW w:type="dxa" w:w="4416"/>
             <w:tcBorders>
               <w:top w:val="single" w:color="C9D1DC" w:sz="4"/>
               <w:left w:val="single" w:color="C9D1DC" w:sz="4"/>
@@ -1804,7 +1804,7 @@
         </w:tc>
         <w:tc>
           <w:tcPr>
-            <w:tcW w:type="dxa" w:w="1025"/>
+            <w:tcW w:type="dxa" w:w="1083"/>
             <w:tcBorders>
               <w:top w:val="single" w:color="C9D1DC" w:sz="4"/>
               <w:left w:val="single" w:color="C9D1DC" w:sz="4"/>
@@ -1834,7 +1834,7 @@
         </w:tc>
         <w:tc>
           <w:tcPr>
-            <w:tcW w:type="dxa" w:w="4474"/>
+            <w:tcW w:type="dxa" w:w="4416"/>
             <w:tcBorders>
               <w:top w:val="single" w:color="C9D1DC" w:sz="4"/>
               <w:left w:val="single" w:color="C9D1DC" w:sz="4"/>
@@ -1930,7 +1930,7 @@
         </w:tc>
         <w:tc>
           <w:tcPr>
-            <w:tcW w:type="dxa" w:w="1025"/>
+            <w:tcW w:type="dxa" w:w="1083"/>
             <w:tcBorders>
               <w:top w:val="single" w:color="C9D1DC" w:sz="4"/>
               <w:left w:val="single" w:color="C9D1DC" w:sz="4"/>
@@ -1960,7 +1960,7 @@
         </w:tc>
         <w:tc>
           <w:tcPr>
-            <w:tcW w:type="dxa" w:w="4474"/>
+            <w:tcW w:type="dxa" w:w="4416"/>
             <w:tcBorders>
               <w:top w:val="single" w:color="C9D1DC" w:sz="4"/>
               <w:left w:val="single" w:color="C9D1DC" w:sz="4"/>
@@ -2072,7 +2072,7 @@
         </w:tc>
         <w:tc>
           <w:tcPr>
-            <w:tcW w:type="dxa" w:w="1025"/>
+            <w:tcW w:type="dxa" w:w="1083"/>
             <w:tcBorders>
               <w:top w:val="single" w:color="C9D1DC" w:sz="4"/>
               <w:left w:val="single" w:color="C9D1DC" w:sz="4"/>
@@ -2102,7 +2102,7 @@
         </w:tc>
         <w:tc>
           <w:tcPr>
-            <w:tcW w:type="dxa" w:w="4474"/>
+            <w:tcW w:type="dxa" w:w="4416"/>
             <w:tcBorders>
               <w:top w:val="single" w:color="C9D1DC" w:sz="4"/>
               <w:left w:val="single" w:color="C9D1DC" w:sz="4"/>
@@ -2198,7 +2198,7 @@
         </w:tc>
         <w:tc>
           <w:tcPr>
-            <w:tcW w:type="dxa" w:w="1025"/>
+            <w:tcW w:type="dxa" w:w="1083"/>
             <w:tcBorders>
               <w:top w:val="single" w:color="C9D1DC" w:sz="4"/>
               <w:left w:val="single" w:color="C9D1DC" w:sz="4"/>
@@ -2228,7 +2228,7 @@
         </w:tc>
         <w:tc>
           <w:tcPr>
-            <w:tcW w:type="dxa" w:w="4474"/>
+            <w:tcW w:type="dxa" w:w="4416"/>
             <w:tcBorders>
               <w:top w:val="single" w:color="C9D1DC" w:sz="4"/>
               <w:left w:val="single" w:color="C9D1DC" w:sz="4"/>
@@ -2324,7 +2324,7 @@
         </w:tc>
         <w:tc>
           <w:tcPr>
-            <w:tcW w:type="dxa" w:w="1025"/>
+            <w:tcW w:type="dxa" w:w="1083"/>
             <w:tcBorders>
               <w:top w:val="single" w:color="C9D1DC" w:sz="4"/>
               <w:left w:val="single" w:color="C9D1DC" w:sz="4"/>
@@ -2354,7 +2354,7 @@
         </w:tc>
         <w:tc>
           <w:tcPr>
-            <w:tcW w:type="dxa" w:w="4474"/>
+            <w:tcW w:type="dxa" w:w="4416"/>
             <w:tcBorders>
               <w:top w:val="single" w:color="C9D1DC" w:sz="4"/>
               <w:left w:val="single" w:color="C9D1DC" w:sz="4"/>
@@ -2450,7 +2450,7 @@
         </w:tc>
         <w:tc>
           <w:tcPr>
-            <w:tcW w:type="dxa" w:w="1025"/>
+            <w:tcW w:type="dxa" w:w="1083"/>
             <w:tcBorders>
               <w:top w:val="single" w:color="C9D1DC" w:sz="4"/>
               <w:left w:val="single" w:color="C9D1DC" w:sz="4"/>
@@ -2480,7 +2480,7 @@
         </w:tc>
         <w:tc>
           <w:tcPr>
-            <w:tcW w:type="dxa" w:w="4474"/>
+            <w:tcW w:type="dxa" w:w="4416"/>
             <w:tcBorders>
               <w:top w:val="single" w:color="C9D1DC" w:sz="4"/>
               <w:left w:val="single" w:color="C9D1DC" w:sz="4"/>
@@ -2576,7 +2576,7 @@
         </w:tc>
         <w:tc>
           <w:tcPr>
-            <w:tcW w:type="dxa" w:w="1025"/>
+            <w:tcW w:type="dxa" w:w="1083"/>
             <w:tcBorders>
               <w:top w:val="single" w:color="C9D1DC" w:sz="4"/>
               <w:left w:val="single" w:color="C9D1DC" w:sz="4"/>
@@ -2606,7 +2606,7 @@
         </w:tc>
         <w:tc>
           <w:tcPr>
-            <w:tcW w:type="dxa" w:w="4474"/>
+            <w:tcW w:type="dxa" w:w="4416"/>
             <w:tcBorders>
               <w:top w:val="single" w:color="C9D1DC" w:sz="4"/>
               <w:left w:val="single" w:color="C9D1DC" w:sz="4"/>
@@ -2702,7 +2702,7 @@
         </w:tc>
         <w:tc>
           <w:tcPr>
-            <w:tcW w:type="dxa" w:w="1025"/>
+            <w:tcW w:type="dxa" w:w="1083"/>
             <w:tcBorders>
               <w:top w:val="single" w:color="C9D1DC" w:sz="4"/>
               <w:left w:val="single" w:color="C9D1DC" w:sz="4"/>
@@ -2732,7 +2732,7 @@
         </w:tc>
         <w:tc>
           <w:tcPr>
-            <w:tcW w:type="dxa" w:w="4474"/>
+            <w:tcW w:type="dxa" w:w="4416"/>
             <w:tcBorders>
               <w:top w:val="single" w:color="C9D1DC" w:sz="4"/>
               <w:left w:val="single" w:color="C9D1DC" w:sz="4"/>
@@ -2828,7 +2828,7 @@
         </w:tc>
         <w:tc>
           <w:tcPr>
-            <w:tcW w:type="dxa" w:w="1025"/>
+            <w:tcW w:type="dxa" w:w="1083"/>
             <w:tcBorders>
               <w:top w:val="single" w:color="C9D1DC" w:sz="4"/>
               <w:left w:val="single" w:color="C9D1DC" w:sz="4"/>
@@ -2858,7 +2858,7 @@
         </w:tc>
         <w:tc>
           <w:tcPr>
-            <w:tcW w:type="dxa" w:w="4474"/>
+            <w:tcW w:type="dxa" w:w="4416"/>
             <w:tcBorders>
               <w:top w:val="single" w:color="C9D1DC" w:sz="4"/>
               <w:left w:val="single" w:color="C9D1DC" w:sz="4"/>
@@ -2954,7 +2954,7 @@
         </w:tc>
         <w:tc>
           <w:tcPr>
-            <w:tcW w:type="dxa" w:w="1025"/>
+            <w:tcW w:type="dxa" w:w="1083"/>
             <w:tcBorders>
               <w:top w:val="single" w:color="C9D1DC" w:sz="4"/>
               <w:left w:val="single" w:color="C9D1DC" w:sz="4"/>
@@ -2984,7 +2984,7 @@
         </w:tc>
         <w:tc>
           <w:tcPr>
-            <w:tcW w:type="dxa" w:w="4474"/>
+            <w:tcW w:type="dxa" w:w="4416"/>
             <w:tcBorders>
               <w:top w:val="single" w:color="C9D1DC" w:sz="4"/>
               <w:left w:val="single" w:color="C9D1DC" w:sz="4"/>
@@ -3080,7 +3080,7 @@
         </w:tc>
         <w:tc>
           <w:tcPr>
-            <w:tcW w:type="dxa" w:w="1025"/>
+            <w:tcW w:type="dxa" w:w="1083"/>
             <w:tcBorders>
               <w:top w:val="single" w:color="C9D1DC" w:sz="4"/>
               <w:left w:val="single" w:color="C9D1DC" w:sz="4"/>
@@ -3110,7 +3110,7 @@
         </w:tc>
         <w:tc>
           <w:tcPr>
-            <w:tcW w:type="dxa" w:w="4474"/>
+            <w:tcW w:type="dxa" w:w="4416"/>
             <w:tcBorders>
               <w:top w:val="single" w:color="C9D1DC" w:sz="4"/>
               <w:left w:val="single" w:color="C9D1DC" w:sz="4"/>
@@ -3206,7 +3206,7 @@
         </w:tc>
         <w:tc>
           <w:tcPr>
-            <w:tcW w:type="dxa" w:w="1025"/>
+            <w:tcW w:type="dxa" w:w="1083"/>
             <w:tcBorders>
               <w:top w:val="single" w:color="C9D1DC" w:sz="4"/>
               <w:left w:val="single" w:color="C9D1DC" w:sz="4"/>
@@ -3236,7 +3236,7 @@
         </w:tc>
         <w:tc>
           <w:tcPr>
-            <w:tcW w:type="dxa" w:w="4474"/>
+            <w:tcW w:type="dxa" w:w="4416"/>
             <w:tcBorders>
               <w:top w:val="single" w:color="C9D1DC" w:sz="4"/>
               <w:left w:val="single" w:color="C9D1DC" w:sz="4"/>
@@ -3332,7 +3332,7 @@
         </w:tc>
         <w:tc>
           <w:tcPr>
-            <w:tcW w:type="dxa" w:w="1025"/>
+            <w:tcW w:type="dxa" w:w="1083"/>
             <w:tcBorders>
               <w:top w:val="single" w:color="C9D1DC" w:sz="4"/>
               <w:left w:val="single" w:color="C9D1DC" w:sz="4"/>
@@ -3362,7 +3362,7 @@
         </w:tc>
         <w:tc>
           <w:tcPr>
-            <w:tcW w:type="dxa" w:w="4474"/>
+            <w:tcW w:type="dxa" w:w="4416"/>
             <w:tcBorders>
               <w:top w:val="single" w:color="C9D1DC" w:sz="4"/>
               <w:left w:val="single" w:color="C9D1DC" w:sz="4"/>
@@ -3458,7 +3458,7 @@
         </w:tc>
         <w:tc>
           <w:tcPr>
-            <w:tcW w:type="dxa" w:w="1025"/>
+            <w:tcW w:type="dxa" w:w="1083"/>
             <w:tcBorders>
               <w:top w:val="single" w:color="C9D1DC" w:sz="4"/>
               <w:left w:val="single" w:color="C9D1DC" w:sz="4"/>
@@ -3488,7 +3488,7 @@
         </w:tc>
         <w:tc>
           <w:tcPr>
-            <w:tcW w:type="dxa" w:w="4474"/>
+            <w:tcW w:type="dxa" w:w="4416"/>
             <w:tcBorders>
               <w:top w:val="single" w:color="C9D1DC" w:sz="4"/>
               <w:left w:val="single" w:color="C9D1DC" w:sz="4"/>
@@ -3584,7 +3584,7 @@
         </w:tc>
         <w:tc>
           <w:tcPr>
-            <w:tcW w:type="dxa" w:w="1025"/>
+            <w:tcW w:type="dxa" w:w="1083"/>
             <w:tcBorders>
               <w:top w:val="single" w:color="C9D1DC" w:sz="4"/>
               <w:left w:val="single" w:color="C9D1DC" w:sz="4"/>
@@ -3614,7 +3614,7 @@
         </w:tc>
         <w:tc>
           <w:tcPr>
-            <w:tcW w:type="dxa" w:w="4474"/>
+            <w:tcW w:type="dxa" w:w="4416"/>
             <w:tcBorders>
               <w:top w:val="single" w:color="C9D1DC" w:sz="4"/>
               <w:left w:val="single" w:color="C9D1DC" w:sz="4"/>
@@ -3710,7 +3710,7 @@
         </w:tc>
         <w:tc>
           <w:tcPr>
-            <w:tcW w:type="dxa" w:w="1025"/>
+            <w:tcW w:type="dxa" w:w="1083"/>
             <w:tcBorders>
               <w:top w:val="single" w:color="C9D1DC" w:sz="4"/>
               <w:left w:val="single" w:color="C9D1DC" w:sz="4"/>
@@ -3740,7 +3740,7 @@
         </w:tc>
         <w:tc>
           <w:tcPr>
-            <w:tcW w:type="dxa" w:w="4474"/>
+            <w:tcW w:type="dxa" w:w="4416"/>
             <w:tcBorders>
               <w:top w:val="single" w:color="C9D1DC" w:sz="4"/>
               <w:left w:val="single" w:color="C9D1DC" w:sz="4"/>
@@ -3836,7 +3836,7 @@
         </w:tc>
         <w:tc>
           <w:tcPr>
-            <w:tcW w:type="dxa" w:w="1025"/>
+            <w:tcW w:type="dxa" w:w="1083"/>
             <w:tcBorders>
               <w:top w:val="single" w:color="C9D1DC" w:sz="4"/>
               <w:left w:val="single" w:color="C9D1DC" w:sz="4"/>
@@ -3866,7 +3866,7 @@
         </w:tc>
         <w:tc>
           <w:tcPr>
-            <w:tcW w:type="dxa" w:w="4474"/>
+            <w:tcW w:type="dxa" w:w="4416"/>
             <w:tcBorders>
               <w:top w:val="single" w:color="C9D1DC" w:sz="4"/>
               <w:left w:val="single" w:color="C9D1DC" w:sz="4"/>
@@ -3962,7 +3962,7 @@
         </w:tc>
         <w:tc>
           <w:tcPr>
-            <w:tcW w:type="dxa" w:w="1025"/>
+            <w:tcW w:type="dxa" w:w="1083"/>
             <w:tcBorders>
               <w:top w:val="single" w:color="C9D1DC" w:sz="4"/>
               <w:left w:val="single" w:color="C9D1DC" w:sz="4"/>
@@ -3992,7 +3992,7 @@
         </w:tc>
         <w:tc>
           <w:tcPr>
-            <w:tcW w:type="dxa" w:w="4474"/>
+            <w:tcW w:type="dxa" w:w="4416"/>
             <w:tcBorders>
               <w:top w:val="single" w:color="C9D1DC" w:sz="4"/>
               <w:left w:val="single" w:color="C9D1DC" w:sz="4"/>
@@ -4088,7 +4088,7 @@
         </w:tc>
         <w:tc>
           <w:tcPr>
-            <w:tcW w:type="dxa" w:w="1025"/>
+            <w:tcW w:type="dxa" w:w="1083"/>
             <w:tcBorders>
               <w:top w:val="single" w:color="C9D1DC" w:sz="4"/>
               <w:left w:val="single" w:color="C9D1DC" w:sz="4"/>
@@ -4118,7 +4118,7 @@
         </w:tc>
         <w:tc>
           <w:tcPr>
-            <w:tcW w:type="dxa" w:w="4474"/>
+            <w:tcW w:type="dxa" w:w="4416"/>
             <w:tcBorders>
               <w:top w:val="single" w:color="C9D1DC" w:sz="4"/>
               <w:left w:val="single" w:color="C9D1DC" w:sz="4"/>
@@ -4214,7 +4214,7 @@
         </w:tc>
         <w:tc>
           <w:tcPr>
-            <w:tcW w:type="dxa" w:w="1025"/>
+            <w:tcW w:type="dxa" w:w="1083"/>
             <w:tcBorders>
               <w:top w:val="single" w:color="C9D1DC" w:sz="4"/>
               <w:left w:val="single" w:color="C9D1DC" w:sz="4"/>
@@ -4244,7 +4244,7 @@
         </w:tc>
         <w:tc>
           <w:tcPr>
-            <w:tcW w:type="dxa" w:w="4474"/>
+            <w:tcW w:type="dxa" w:w="4416"/>
             <w:tcBorders>
               <w:top w:val="single" w:color="C9D1DC" w:sz="4"/>
               <w:left w:val="single" w:color="C9D1DC" w:sz="4"/>
@@ -4340,7 +4340,7 @@
         </w:tc>
         <w:tc>
           <w:tcPr>
-            <w:tcW w:type="dxa" w:w="1025"/>
+            <w:tcW w:type="dxa" w:w="1083"/>
             <w:tcBorders>
               <w:top w:val="single" w:color="C9D1DC" w:sz="4"/>
               <w:left w:val="single" w:color="C9D1DC" w:sz="4"/>
@@ -4370,7 +4370,7 @@
         </w:tc>
         <w:tc>
           <w:tcPr>
-            <w:tcW w:type="dxa" w:w="4474"/>
+            <w:tcW w:type="dxa" w:w="4416"/>
             <w:tcBorders>
               <w:top w:val="single" w:color="C9D1DC" w:sz="4"/>
               <w:left w:val="single" w:color="C9D1DC" w:sz="4"/>
@@ -4466,7 +4466,7 @@
         </w:tc>
         <w:tc>
           <w:tcPr>
-            <w:tcW w:type="dxa" w:w="1025"/>
+            <w:tcW w:type="dxa" w:w="1083"/>
             <w:tcBorders>
               <w:top w:val="single" w:color="C9D1DC" w:sz="4"/>
               <w:left w:val="single" w:color="C9D1DC" w:sz="4"/>
@@ -4496,7 +4496,7 @@
         </w:tc>
         <w:tc>
           <w:tcPr>
-            <w:tcW w:type="dxa" w:w="4474"/>
+            <w:tcW w:type="dxa" w:w="4416"/>
             <w:tcBorders>
               <w:top w:val="single" w:color="C9D1DC" w:sz="4"/>
               <w:left w:val="single" w:color="C9D1DC" w:sz="4"/>
@@ -4592,7 +4592,7 @@
         </w:tc>
         <w:tc>
           <w:tcPr>
-            <w:tcW w:type="dxa" w:w="1025"/>
+            <w:tcW w:type="dxa" w:w="1083"/>
             <w:tcBorders>
               <w:top w:val="single" w:color="C9D1DC" w:sz="4"/>
               <w:left w:val="single" w:color="C9D1DC" w:sz="4"/>
@@ -4622,7 +4622,7 @@
         </w:tc>
         <w:tc>
           <w:tcPr>
-            <w:tcW w:type="dxa" w:w="4474"/>
+            <w:tcW w:type="dxa" w:w="4416"/>
             <w:tcBorders>
               <w:top w:val="single" w:color="C9D1DC" w:sz="4"/>
               <w:left w:val="single" w:color="C9D1DC" w:sz="4"/>
@@ -4718,7 +4718,7 @@
         </w:tc>
         <w:tc>
           <w:tcPr>
-            <w:tcW w:type="dxa" w:w="1025"/>
+            <w:tcW w:type="dxa" w:w="1083"/>
             <w:tcBorders>
               <w:top w:val="single" w:color="C9D1DC" w:sz="4"/>
               <w:left w:val="single" w:color="C9D1DC" w:sz="4"/>
@@ -4748,7 +4748,7 @@
         </w:tc>
         <w:tc>
           <w:tcPr>
-            <w:tcW w:type="dxa" w:w="4474"/>
+            <w:tcW w:type="dxa" w:w="4416"/>
             <w:tcBorders>
               <w:top w:val="single" w:color="C9D1DC" w:sz="4"/>
               <w:left w:val="single" w:color="C9D1DC" w:sz="4"/>
@@ -4844,7 +4844,7 @@
         </w:tc>
         <w:tc>
           <w:tcPr>
-            <w:tcW w:type="dxa" w:w="1025"/>
+            <w:tcW w:type="dxa" w:w="1083"/>
             <w:tcBorders>
               <w:top w:val="single" w:color="C9D1DC" w:sz="4"/>
               <w:left w:val="single" w:color="C9D1DC" w:sz="4"/>
@@ -4874,7 +4874,7 @@
         </w:tc>
         <w:tc>
           <w:tcPr>
-            <w:tcW w:type="dxa" w:w="4474"/>
+            <w:tcW w:type="dxa" w:w="4416"/>
             <w:tcBorders>
               <w:top w:val="single" w:color="C9D1DC" w:sz="4"/>
               <w:left w:val="single" w:color="C9D1DC" w:sz="4"/>
@@ -4970,7 +4970,7 @@
         </w:tc>
         <w:tc>
           <w:tcPr>
-            <w:tcW w:type="dxa" w:w="1025"/>
+            <w:tcW w:type="dxa" w:w="1083"/>
             <w:tcBorders>
               <w:top w:val="single" w:color="C9D1DC" w:sz="4"/>
               <w:left w:val="single" w:color="C9D1DC" w:sz="4"/>
@@ -5000,7 +5000,7 @@
         </w:tc>
         <w:tc>
           <w:tcPr>
-            <w:tcW w:type="dxa" w:w="4474"/>
+            <w:tcW w:type="dxa" w:w="4416"/>
             <w:tcBorders>
               <w:top w:val="single" w:color="C9D1DC" w:sz="4"/>
               <w:left w:val="single" w:color="C9D1DC" w:sz="4"/>
@@ -5096,7 +5096,7 @@
         </w:tc>
         <w:tc>
           <w:tcPr>
-            <w:tcW w:type="dxa" w:w="1025"/>
+            <w:tcW w:type="dxa" w:w="1083"/>
             <w:tcBorders>
               <w:top w:val="single" w:color="C9D1DC" w:sz="4"/>
               <w:left w:val="single" w:color="C9D1DC" w:sz="4"/>
@@ -5126,7 +5126,7 @@
         </w:tc>
         <w:tc>
           <w:tcPr>
-            <w:tcW w:type="dxa" w:w="4474"/>
+            <w:tcW w:type="dxa" w:w="4416"/>
             <w:tcBorders>
               <w:top w:val="single" w:color="C9D1DC" w:sz="4"/>
               <w:left w:val="single" w:color="C9D1DC" w:sz="4"/>
@@ -5222,7 +5222,7 @@
         </w:tc>
         <w:tc>
           <w:tcPr>
-            <w:tcW w:type="dxa" w:w="1025"/>
+            <w:tcW w:type="dxa" w:w="1083"/>
             <w:tcBorders>
               <w:top w:val="single" w:color="C9D1DC" w:sz="4"/>
               <w:left w:val="single" w:color="C9D1DC" w:sz="4"/>
@@ -5252,7 +5252,7 @@
         </w:tc>
         <w:tc>
           <w:tcPr>
-            <w:tcW w:type="dxa" w:w="4474"/>
+            <w:tcW w:type="dxa" w:w="4416"/>
             <w:tcBorders>
               <w:top w:val="single" w:color="C9D1DC" w:sz="4"/>
               <w:left w:val="single" w:color="C9D1DC" w:sz="4"/>
@@ -5348,7 +5348,7 @@
         </w:tc>
         <w:tc>
           <w:tcPr>
-            <w:tcW w:type="dxa" w:w="1025"/>
+            <w:tcW w:type="dxa" w:w="1083"/>
             <w:tcBorders>
               <w:top w:val="single" w:color="C9D1DC" w:sz="4"/>
               <w:left w:val="single" w:color="C9D1DC" w:sz="4"/>
@@ -5378,7 +5378,7 @@
         </w:tc>
         <w:tc>
           <w:tcPr>
-            <w:tcW w:type="dxa" w:w="4474"/>
+            <w:tcW w:type="dxa" w:w="4416"/>
             <w:tcBorders>
               <w:top w:val="single" w:color="C9D1DC" w:sz="4"/>
               <w:left w:val="single" w:color="C9D1DC" w:sz="4"/>
@@ -5474,7 +5474,7 @@
         </w:tc>
         <w:tc>
           <w:tcPr>
-            <w:tcW w:type="dxa" w:w="1025"/>
+            <w:tcW w:type="dxa" w:w="1083"/>
             <w:tcBorders>
               <w:top w:val="single" w:color="C9D1DC" w:sz="4"/>
               <w:left w:val="single" w:color="C9D1DC" w:sz="4"/>
@@ -5504,7 +5504,7 @@
         </w:tc>
         <w:tc>
           <w:tcPr>
-            <w:tcW w:type="dxa" w:w="4474"/>
+            <w:tcW w:type="dxa" w:w="4416"/>
             <w:tcBorders>
               <w:top w:val="single" w:color="C9D1DC" w:sz="4"/>
               <w:left w:val="single" w:color="C9D1DC" w:sz="4"/>
@@ -5600,7 +5600,7 @@
         </w:tc>
         <w:tc>
           <w:tcPr>
-            <w:tcW w:type="dxa" w:w="1025"/>
+            <w:tcW w:type="dxa" w:w="1083"/>
             <w:tcBorders>
               <w:top w:val="single" w:color="C9D1DC" w:sz="4"/>
               <w:left w:val="single" w:color="C9D1DC" w:sz="4"/>
@@ -5630,7 +5630,7 @@
         </w:tc>
         <w:tc>
           <w:tcPr>
-            <w:tcW w:type="dxa" w:w="4474"/>
+            <w:tcW w:type="dxa" w:w="4416"/>
             <w:tcBorders>
               <w:top w:val="single" w:color="C9D1DC" w:sz="4"/>
               <w:left w:val="single" w:color="C9D1DC" w:sz="4"/>
@@ -5726,7 +5726,7 @@
         </w:tc>
         <w:tc>
           <w:tcPr>
-            <w:tcW w:type="dxa" w:w="1025"/>
+            <w:tcW w:type="dxa" w:w="1083"/>
             <w:tcBorders>
               <w:top w:val="single" w:color="C9D1DC" w:sz="4"/>
               <w:left w:val="single" w:color="C9D1DC" w:sz="4"/>
@@ -5756,7 +5756,7 @@
         </w:tc>
         <w:tc>
           <w:tcPr>
-            <w:tcW w:type="dxa" w:w="4474"/>
+            <w:tcW w:type="dxa" w:w="4416"/>
             <w:tcBorders>
               <w:top w:val="single" w:color="C9D1DC" w:sz="4"/>
               <w:left w:val="single" w:color="C9D1DC" w:sz="4"/>
@@ -5852,7 +5852,7 @@
         </w:tc>
         <w:tc>
           <w:tcPr>
-            <w:tcW w:type="dxa" w:w="1025"/>
+            <w:tcW w:type="dxa" w:w="1083"/>
             <w:tcBorders>
               <w:top w:val="single" w:color="C9D1DC" w:sz="4"/>
               <w:left w:val="single" w:color="C9D1DC" w:sz="4"/>
@@ -5882,7 +5882,7 @@
         </w:tc>
         <w:tc>
           <w:tcPr>
-            <w:tcW w:type="dxa" w:w="4474"/>
+            <w:tcW w:type="dxa" w:w="4416"/>
             <w:tcBorders>
               <w:top w:val="single" w:color="C9D1DC" w:sz="4"/>
               <w:left w:val="single" w:color="C9D1DC" w:sz="4"/>
@@ -5994,7 +5994,7 @@
         </w:tc>
         <w:tc>
           <w:tcPr>
-            <w:tcW w:type="dxa" w:w="1025"/>
+            <w:tcW w:type="dxa" w:w="1083"/>
             <w:tcBorders>
               <w:top w:val="single" w:color="C9D1DC" w:sz="4"/>
               <w:left w:val="single" w:color="C9D1DC" w:sz="4"/>
@@ -6024,7 +6024,7 @@
         </w:tc>
         <w:tc>
           <w:tcPr>
-            <w:tcW w:type="dxa" w:w="4474"/>
+            <w:tcW w:type="dxa" w:w="4416"/>
             <w:tcBorders>
               <w:top w:val="single" w:color="C9D1DC" w:sz="4"/>
               <w:left w:val="single" w:color="C9D1DC" w:sz="4"/>
@@ -6113,8 +6113,8 @@
       </w:tblPr>
       <w:tblGrid>
         <w:gridCol w:w="2130"/>
-        <w:gridCol w:w="4702"/>
-        <w:gridCol w:w="2528"/>
+        <w:gridCol w:w="4701"/>
+        <w:gridCol w:w="2529"/>
       </w:tblGrid>
       <w:tr>
         <w:trPr>
@@ -6156,7 +6156,7 @@
         </w:tc>
         <w:tc>
           <w:tcPr>
-            <w:tcW w:type="dxa" w:w="4702"/>
+            <w:tcW w:type="dxa" w:w="4701"/>
             <w:tcBorders>
               <w:top w:val="single" w:color="C9D1DC" w:sz="4"/>
               <w:left w:val="single" w:color="C9D1DC" w:sz="4"/>
@@ -6189,7 +6189,7 @@
         </w:tc>
         <w:tc>
           <w:tcPr>
-            <w:tcW w:type="dxa" w:w="2528"/>
+            <w:tcW w:type="dxa" w:w="2529"/>
             <w:tcBorders>
               <w:top w:val="single" w:color="C9D1DC" w:sz="4"/>
               <w:left w:val="single" w:color="C9D1DC" w:sz="4"/>
@@ -6258,7 +6258,7 @@
         </w:tc>
         <w:tc>
           <w:tcPr>
-            <w:tcW w:type="dxa" w:w="4702"/>
+            <w:tcW w:type="dxa" w:w="4701"/>
             <w:tcBorders>
               <w:top w:val="single" w:color="C9D1DC" w:sz="4"/>
               <w:left w:val="single" w:color="C9D1DC" w:sz="4"/>
@@ -6288,7 +6288,7 @@
         </w:tc>
         <w:tc>
           <w:tcPr>
-            <w:tcW w:type="dxa" w:w="2528"/>
+            <w:tcW w:type="dxa" w:w="2529"/>
             <w:tcBorders>
               <w:top w:val="single" w:color="C9D1DC" w:sz="4"/>
               <w:left w:val="single" w:color="C9D1DC" w:sz="4"/>
@@ -6347,7 +6347,7 @@
         </w:tc>
         <w:tc>
           <w:tcPr>
-            <w:tcW w:type="dxa" w:w="4702"/>
+            <w:tcW w:type="dxa" w:w="4701"/>
             <w:tcBorders>
               <w:top w:val="single" w:color="C9D1DC" w:sz="4"/>
               <w:left w:val="single" w:color="C9D1DC" w:sz="4"/>
@@ -6377,7 +6377,7 @@
         </w:tc>
         <w:tc>
           <w:tcPr>
-            <w:tcW w:type="dxa" w:w="2528"/>
+            <w:tcW w:type="dxa" w:w="2529"/>
             <w:tcBorders>
               <w:top w:val="single" w:color="C9D1DC" w:sz="4"/>
               <w:left w:val="single" w:color="C9D1DC" w:sz="4"/>
@@ -6443,7 +6443,7 @@
         </w:tc>
         <w:tc>
           <w:tcPr>
-            <w:tcW w:type="dxa" w:w="4702"/>
+            <w:tcW w:type="dxa" w:w="4701"/>
             <w:tcBorders>
               <w:top w:val="single" w:color="C9D1DC" w:sz="4"/>
               <w:left w:val="single" w:color="C9D1DC" w:sz="4"/>
@@ -6473,7 +6473,7 @@
         </w:tc>
         <w:tc>
           <w:tcPr>
-            <w:tcW w:type="dxa" w:w="2528"/>
+            <w:tcW w:type="dxa" w:w="2529"/>
             <w:tcBorders>
               <w:top w:val="single" w:color="C9D1DC" w:sz="4"/>
               <w:left w:val="single" w:color="C9D1DC" w:sz="4"/>
@@ -8806,9 +8806,9 @@
         </w:tblBorders>
       </w:tblPr>
       <w:tblGrid>
-        <w:gridCol w:w="4034"/>
-        <w:gridCol w:w="4226"/>
-        <w:gridCol w:w="1100"/>
+        <w:gridCol w:w="4022"/>
+        <w:gridCol w:w="4211"/>
+        <w:gridCol w:w="1127"/>
       </w:tblGrid>
       <w:tr>
         <w:trPr>
@@ -8817,7 +8817,7 @@
         </w:trPr>
         <w:tc>
           <w:tcPr>
-            <w:tcW w:type="dxa" w:w="4034"/>
+            <w:tcW w:type="dxa" w:w="4022"/>
             <w:tcBorders>
               <w:top w:val="single" w:color="C9D1DC" w:sz="4"/>
               <w:left w:val="single" w:color="C9D1DC" w:sz="4"/>
@@ -8850,7 +8850,7 @@
         </w:tc>
         <w:tc>
           <w:tcPr>
-            <w:tcW w:type="dxa" w:w="4226"/>
+            <w:tcW w:type="dxa" w:w="4211"/>
             <w:tcBorders>
               <w:top w:val="single" w:color="C9D1DC" w:sz="4"/>
               <w:left w:val="single" w:color="C9D1DC" w:sz="4"/>
@@ -8883,7 +8883,7 @@
         </w:tc>
         <w:tc>
           <w:tcPr>
-            <w:tcW w:type="dxa" w:w="1100"/>
+            <w:tcW w:type="dxa" w:w="1127"/>
             <w:tcBorders>
               <w:top w:val="single" w:color="C9D1DC" w:sz="4"/>
               <w:left w:val="single" w:color="C9D1DC" w:sz="4"/>
@@ -8921,7 +8921,7 @@
         </w:trPr>
         <w:tc>
           <w:tcPr>
-            <w:tcW w:type="dxa" w:w="4034"/>
+            <w:tcW w:type="dxa" w:w="4022"/>
             <w:tcBorders>
               <w:top w:val="single" w:color="C9D1DC" w:sz="4"/>
               <w:left w:val="single" w:color="C9D1DC" w:sz="4"/>
@@ -8951,7 +8951,7 @@
         </w:tc>
         <w:tc>
           <w:tcPr>
-            <w:tcW w:type="dxa" w:w="4226"/>
+            <w:tcW w:type="dxa" w:w="4211"/>
             <w:tcBorders>
               <w:top w:val="single" w:color="C9D1DC" w:sz="4"/>
               <w:left w:val="single" w:color="C9D1DC" w:sz="4"/>
@@ -8981,7 +8981,7 @@
         </w:tc>
         <w:tc>
           <w:tcPr>
-            <w:tcW w:type="dxa" w:w="1100"/>
+            <w:tcW w:type="dxa" w:w="1127"/>
             <w:tcBorders>
               <w:top w:val="single" w:color="C9D1DC" w:sz="4"/>
               <w:left w:val="single" w:color="C9D1DC" w:sz="4"/>
@@ -9016,7 +9016,7 @@
         </w:trPr>
         <w:tc>
           <w:tcPr>
-            <w:tcW w:type="dxa" w:w="4034"/>
+            <w:tcW w:type="dxa" w:w="4022"/>
             <w:tcBorders>
               <w:top w:val="single" w:color="C9D1DC" w:sz="4"/>
               <w:left w:val="single" w:color="C9D1DC" w:sz="4"/>
@@ -9046,7 +9046,7 @@
         </w:tc>
         <w:tc>
           <w:tcPr>
-            <w:tcW w:type="dxa" w:w="4226"/>
+            <w:tcW w:type="dxa" w:w="4211"/>
             <w:tcBorders>
               <w:top w:val="single" w:color="C9D1DC" w:sz="4"/>
               <w:left w:val="single" w:color="C9D1DC" w:sz="4"/>
@@ -9076,7 +9076,7 @@
         </w:tc>
         <w:tc>
           <w:tcPr>
-            <w:tcW w:type="dxa" w:w="1100"/>
+            <w:tcW w:type="dxa" w:w="1127"/>
             <w:tcBorders>
               <w:top w:val="single" w:color="C9D1DC" w:sz="4"/>
               <w:left w:val="single" w:color="C9D1DC" w:sz="4"/>
@@ -9111,7 +9111,7 @@
         </w:trPr>
         <w:tc>
           <w:tcPr>
-            <w:tcW w:type="dxa" w:w="4034"/>
+            <w:tcW w:type="dxa" w:w="4022"/>
             <w:tcBorders>
               <w:top w:val="single" w:color="C9D1DC" w:sz="4"/>
               <w:left w:val="single" w:color="C9D1DC" w:sz="4"/>
@@ -9141,7 +9141,7 @@
         </w:tc>
         <w:tc>
           <w:tcPr>
-            <w:tcW w:type="dxa" w:w="4226"/>
+            <w:tcW w:type="dxa" w:w="4211"/>
             <w:tcBorders>
               <w:top w:val="single" w:color="C9D1DC" w:sz="4"/>
               <w:left w:val="single" w:color="C9D1DC" w:sz="4"/>
@@ -9171,7 +9171,7 @@
         </w:tc>
         <w:tc>
           <w:tcPr>
-            <w:tcW w:type="dxa" w:w="1100"/>
+            <w:tcW w:type="dxa" w:w="1127"/>
             <w:tcBorders>
               <w:top w:val="single" w:color="C9D1DC" w:sz="4"/>
               <w:left w:val="single" w:color="C9D1DC" w:sz="4"/>
@@ -9206,7 +9206,7 @@
         </w:trPr>
         <w:tc>
           <w:tcPr>
-            <w:tcW w:type="dxa" w:w="4034"/>
+            <w:tcW w:type="dxa" w:w="4022"/>
             <w:tcBorders>
               <w:top w:val="single" w:color="C9D1DC" w:sz="4"/>
               <w:left w:val="single" w:color="C9D1DC" w:sz="4"/>
@@ -9236,7 +9236,7 @@
         </w:tc>
         <w:tc>
           <w:tcPr>
-            <w:tcW w:type="dxa" w:w="4226"/>
+            <w:tcW w:type="dxa" w:w="4211"/>
             <w:tcBorders>
               <w:top w:val="single" w:color="C9D1DC" w:sz="4"/>
               <w:left w:val="single" w:color="C9D1DC" w:sz="4"/>
@@ -9266,7 +9266,7 @@
         </w:tc>
         <w:tc>
           <w:tcPr>
-            <w:tcW w:type="dxa" w:w="1100"/>
+            <w:tcW w:type="dxa" w:w="1127"/>
             <w:tcBorders>
               <w:top w:val="single" w:color="C9D1DC" w:sz="4"/>
               <w:left w:val="single" w:color="C9D1DC" w:sz="4"/>
@@ -9301,7 +9301,7 @@
         </w:trPr>
         <w:tc>
           <w:tcPr>
-            <w:tcW w:type="dxa" w:w="4034"/>
+            <w:tcW w:type="dxa" w:w="4022"/>
             <w:tcBorders>
               <w:top w:val="single" w:color="C9D1DC" w:sz="4"/>
               <w:left w:val="single" w:color="C9D1DC" w:sz="4"/>
@@ -9331,7 +9331,7 @@
         </w:tc>
         <w:tc>
           <w:tcPr>
-            <w:tcW w:type="dxa" w:w="4226"/>
+            <w:tcW w:type="dxa" w:w="4211"/>
             <w:tcBorders>
               <w:top w:val="single" w:color="C9D1DC" w:sz="4"/>
               <w:left w:val="single" w:color="C9D1DC" w:sz="4"/>
@@ -9361,7 +9361,7 @@
         </w:tc>
         <w:tc>
           <w:tcPr>
-            <w:tcW w:type="dxa" w:w="1100"/>
+            <w:tcW w:type="dxa" w:w="1127"/>
             <w:tcBorders>
               <w:top w:val="single" w:color="C9D1DC" w:sz="4"/>
               <w:left w:val="single" w:color="C9D1DC" w:sz="4"/>
@@ -9396,7 +9396,7 @@
         </w:trPr>
         <w:tc>
           <w:tcPr>
-            <w:tcW w:type="dxa" w:w="4034"/>
+            <w:tcW w:type="dxa" w:w="4022"/>
             <w:tcBorders>
               <w:top w:val="single" w:color="C9D1DC" w:sz="4"/>
               <w:left w:val="single" w:color="C9D1DC" w:sz="4"/>
@@ -9426,7 +9426,7 @@
         </w:tc>
         <w:tc>
           <w:tcPr>
-            <w:tcW w:type="dxa" w:w="4226"/>
+            <w:tcW w:type="dxa" w:w="4211"/>
             <w:tcBorders>
               <w:top w:val="single" w:color="C9D1DC" w:sz="4"/>
               <w:left w:val="single" w:color="C9D1DC" w:sz="4"/>
@@ -9456,7 +9456,7 @@
         </w:tc>
         <w:tc>
           <w:tcPr>
-            <w:tcW w:type="dxa" w:w="1100"/>
+            <w:tcW w:type="dxa" w:w="1127"/>
             <w:tcBorders>
               <w:top w:val="single" w:color="C9D1DC" w:sz="4"/>
               <w:left w:val="single" w:color="C9D1DC" w:sz="4"/>
@@ -9491,7 +9491,7 @@
         </w:trPr>
         <w:tc>
           <w:tcPr>
-            <w:tcW w:type="dxa" w:w="4034"/>
+            <w:tcW w:type="dxa" w:w="4022"/>
             <w:tcBorders>
               <w:top w:val="single" w:color="C9D1DC" w:sz="4"/>
               <w:left w:val="single" w:color="C9D1DC" w:sz="4"/>
@@ -9521,7 +9521,7 @@
         </w:tc>
         <w:tc>
           <w:tcPr>
-            <w:tcW w:type="dxa" w:w="4226"/>
+            <w:tcW w:type="dxa" w:w="4211"/>
             <w:tcBorders>
               <w:top w:val="single" w:color="C9D1DC" w:sz="4"/>
               <w:left w:val="single" w:color="C9D1DC" w:sz="4"/>
@@ -9551,7 +9551,7 @@
         </w:tc>
         <w:tc>
           <w:tcPr>
-            <w:tcW w:type="dxa" w:w="1100"/>
+            <w:tcW w:type="dxa" w:w="1127"/>
             <w:tcBorders>
               <w:top w:val="single" w:color="C9D1DC" w:sz="4"/>
               <w:left w:val="single" w:color="C9D1DC" w:sz="4"/>
@@ -9586,7 +9586,7 @@
         </w:trPr>
         <w:tc>
           <w:tcPr>
-            <w:tcW w:type="dxa" w:w="4034"/>
+            <w:tcW w:type="dxa" w:w="4022"/>
             <w:tcBorders>
               <w:top w:val="single" w:color="C9D1DC" w:sz="4"/>
               <w:left w:val="single" w:color="C9D1DC" w:sz="4"/>
@@ -9616,7 +9616,7 @@
         </w:tc>
         <w:tc>
           <w:tcPr>
-            <w:tcW w:type="dxa" w:w="4226"/>
+            <w:tcW w:type="dxa" w:w="4211"/>
             <w:tcBorders>
               <w:top w:val="single" w:color="C9D1DC" w:sz="4"/>
               <w:left w:val="single" w:color="C9D1DC" w:sz="4"/>
@@ -9646,7 +9646,7 @@
         </w:tc>
         <w:tc>
           <w:tcPr>
-            <w:tcW w:type="dxa" w:w="1100"/>
+            <w:tcW w:type="dxa" w:w="1127"/>
             <w:tcBorders>
               <w:top w:val="single" w:color="C9D1DC" w:sz="4"/>
               <w:left w:val="single" w:color="C9D1DC" w:sz="4"/>
@@ -9681,7 +9681,7 @@
         </w:trPr>
         <w:tc>
           <w:tcPr>
-            <w:tcW w:type="dxa" w:w="4034"/>
+            <w:tcW w:type="dxa" w:w="4022"/>
             <w:tcBorders>
               <w:top w:val="single" w:color="C9D1DC" w:sz="4"/>
               <w:left w:val="single" w:color="C9D1DC" w:sz="4"/>
@@ -9711,7 +9711,7 @@
         </w:tc>
         <w:tc>
           <w:tcPr>
-            <w:tcW w:type="dxa" w:w="4226"/>
+            <w:tcW w:type="dxa" w:w="4211"/>
             <w:tcBorders>
               <w:top w:val="single" w:color="C9D1DC" w:sz="4"/>
               <w:left w:val="single" w:color="C9D1DC" w:sz="4"/>
@@ -9741,7 +9741,7 @@
         </w:tc>
         <w:tc>
           <w:tcPr>
-            <w:tcW w:type="dxa" w:w="1100"/>
+            <w:tcW w:type="dxa" w:w="1127"/>
             <w:tcBorders>
               <w:top w:val="single" w:color="C9D1DC" w:sz="4"/>
               <w:left w:val="single" w:color="C9D1DC" w:sz="4"/>
@@ -9776,7 +9776,7 @@
         </w:trPr>
         <w:tc>
           <w:tcPr>
-            <w:tcW w:type="dxa" w:w="4034"/>
+            <w:tcW w:type="dxa" w:w="4022"/>
             <w:tcBorders>
               <w:top w:val="single" w:color="C9D1DC" w:sz="4"/>
               <w:left w:val="single" w:color="C9D1DC" w:sz="4"/>
@@ -9806,7 +9806,7 @@
         </w:tc>
         <w:tc>
           <w:tcPr>
-            <w:tcW w:type="dxa" w:w="4226"/>
+            <w:tcW w:type="dxa" w:w="4211"/>
             <w:tcBorders>
               <w:top w:val="single" w:color="C9D1DC" w:sz="4"/>
               <w:left w:val="single" w:color="C9D1DC" w:sz="4"/>
@@ -9836,7 +9836,7 @@
         </w:tc>
         <w:tc>
           <w:tcPr>
-            <w:tcW w:type="dxa" w:w="1100"/>
+            <w:tcW w:type="dxa" w:w="1127"/>
             <w:tcBorders>
               <w:top w:val="single" w:color="C9D1DC" w:sz="4"/>
               <w:left w:val="single" w:color="C9D1DC" w:sz="4"/>
@@ -9871,7 +9871,7 @@
         </w:trPr>
         <w:tc>
           <w:tcPr>
-            <w:tcW w:type="dxa" w:w="4034"/>
+            <w:tcW w:type="dxa" w:w="4022"/>
             <w:tcBorders>
               <w:top w:val="single" w:color="C9D1DC" w:sz="4"/>
               <w:left w:val="single" w:color="C9D1DC" w:sz="4"/>
@@ -9901,7 +9901,7 @@
         </w:tc>
         <w:tc>
           <w:tcPr>
-            <w:tcW w:type="dxa" w:w="4226"/>
+            <w:tcW w:type="dxa" w:w="4211"/>
             <w:tcBorders>
               <w:top w:val="single" w:color="C9D1DC" w:sz="4"/>
               <w:left w:val="single" w:color="C9D1DC" w:sz="4"/>
@@ -9931,7 +9931,7 @@
         </w:tc>
         <w:tc>
           <w:tcPr>
-            <w:tcW w:type="dxa" w:w="1100"/>
+            <w:tcW w:type="dxa" w:w="1127"/>
             <w:tcBorders>
               <w:top w:val="single" w:color="C9D1DC" w:sz="4"/>
               <w:left w:val="single" w:color="C9D1DC" w:sz="4"/>

--- a/output/students/Data Description Sheet.docx
+++ b/output/students/Data Description Sheet.docx
@@ -46,7 +46,7 @@
           <w:b/>
           <w:bCs/>
         </w:rPr>
-        <w:t xml:space="preserve">35,529 home sales around 11 university campuses, in 18 cities and towns across 11 states.</w:t>
+        <w:t xml:space="preserve">35,442 home sales around 11 university campuses, in 18 cities and towns across 11 states.</w:t>
       </w:r>
       <w:r>
         <w:t xml:space="preserve"> Data collected March 2026. One row per completed sale, with the dates the home was listed, went under contract and closed.</w:t>
@@ -382,7 +382,7 @@
                 <w:sz w:val="20"/>
                 <w:szCs w:val="20"/>
               </w:rPr>
-              <w:t xml:space="preserve">5,062</w:t>
+              <w:t xml:space="preserve">5,061</w:t>
             </w:r>
           </w:p>
         </w:tc>
@@ -572,7 +572,7 @@
                 <w:sz w:val="20"/>
                 <w:szCs w:val="20"/>
               </w:rPr>
-              <w:t xml:space="preserve">3,022</w:t>
+              <w:t xml:space="preserve">3,021</w:t>
             </w:r>
           </w:p>
         </w:tc>
@@ -637,7 +637,7 @@
                 <w:sz w:val="20"/>
                 <w:szCs w:val="20"/>
               </w:rPr>
-              <w:t xml:space="preserve">Charlottesville, VA</w:t>
+              <w:t xml:space="preserve">Athens, GA</w:t>
             </w:r>
           </w:p>
         </w:tc>
@@ -667,7 +667,7 @@
                 <w:sz w:val="20"/>
                 <w:szCs w:val="20"/>
               </w:rPr>
-              <w:t xml:space="preserve">2,854</w:t>
+              <w:t xml:space="preserve">2,814</w:t>
             </w:r>
           </w:p>
         </w:tc>
@@ -697,7 +697,7 @@
                 <w:sz w:val="20"/>
                 <w:szCs w:val="20"/>
               </w:rPr>
-              <w:t xml:space="preserve">$625,000</w:t>
+              <w:t xml:space="preserve">$370,000</w:t>
             </w:r>
           </w:p>
         </w:tc>
@@ -732,7 +732,7 @@
                 <w:sz w:val="20"/>
                 <w:szCs w:val="20"/>
               </w:rPr>
-              <w:t xml:space="preserve">Athens, GA</w:t>
+              <w:t xml:space="preserve">Charlottesville, VA</w:t>
             </w:r>
           </w:p>
         </w:tc>
@@ -762,7 +762,7 @@
                 <w:sz w:val="20"/>
                 <w:szCs w:val="20"/>
               </w:rPr>
-              <w:t xml:space="preserve">2,816</w:t>
+              <w:t xml:space="preserve">2,775</w:t>
             </w:r>
           </w:p>
         </w:tc>
@@ -792,7 +792,7 @@
                 <w:sz w:val="20"/>
                 <w:szCs w:val="20"/>
               </w:rPr>
-              <w:t xml:space="preserve">$370,000</w:t>
+              <w:t xml:space="preserve">$615,000</w:t>
             </w:r>
           </w:p>
         </w:tc>
@@ -857,7 +857,7 @@
                 <w:sz w:val="20"/>
                 <w:szCs w:val="20"/>
               </w:rPr>
-              <w:t xml:space="preserve">2,718</w:t>
+              <w:t xml:space="preserve">2,716</w:t>
             </w:r>
           </w:p>
         </w:tc>
@@ -1427,7 +1427,7 @@
                 <w:sz w:val="20"/>
                 <w:szCs w:val="20"/>
               </w:rPr>
-              <w:t xml:space="preserve">942</w:t>
+              <w:t xml:space="preserve">941</w:t>
             </w:r>
           </w:p>
         </w:tc>
@@ -1457,7 +1457,7 @@
                 <w:sz w:val="20"/>
                 <w:szCs w:val="20"/>
               </w:rPr>
-              <w:t xml:space="preserve">$888,500</w:t>
+              <w:t xml:space="preserve">$889,000</w:t>
             </w:r>
           </w:p>
         </w:tc>
@@ -1570,7 +1570,7 @@
     </w:p>
     <w:p>
       <w:r>
-        <w:t xml:space="preserve">Four smaller places round out the dataset: Savoy IL (247), Carrboro NC (208), Newberry FL (153) and Pittsboro NC (92). Cities with fewer than 90 sales were dropped during the build, so every city here has enough rows to analyse.</w:t>
+        <w:t xml:space="preserve">Four smaller places round out the dataset: Savoy IL (247), Carrboro NC (208), Newberry FL (152) and Pittsboro NC (92). Cities with fewer than 90 sales were dropped during the build, so every city here has enough rows to analyse.</w:t>
       </w:r>
     </w:p>
     <w:p>
@@ -3356,7 +3356,7 @@
                 <w:sz w:val="20"/>
                 <w:szCs w:val="20"/>
               </w:rPr>
-              <w:t xml:space="preserve">82.4%</w:t>
+              <w:t xml:space="preserve">82.6%</w:t>
             </w:r>
           </w:p>
         </w:tc>
@@ -3482,7 +3482,7 @@
                 <w:sz w:val="20"/>
                 <w:szCs w:val="20"/>
               </w:rPr>
-              <w:t xml:space="preserve">81.4%</w:t>
+              <w:t xml:space="preserve">81.6%</w:t>
             </w:r>
           </w:p>
         </w:tc>
@@ -4616,7 +4616,7 @@
                 <w:sz w:val="20"/>
                 <w:szCs w:val="20"/>
               </w:rPr>
-              <w:t xml:space="preserve">80.3%</w:t>
+              <w:t xml:space="preserve">80.5%</w:t>
             </w:r>
           </w:p>
         </w:tc>
@@ -4742,7 +4742,7 @@
                 <w:sz w:val="20"/>
                 <w:szCs w:val="20"/>
               </w:rPr>
-              <w:t xml:space="preserve">59.7%</w:t>
+              <w:t xml:space="preserve">59.9%</w:t>
             </w:r>
           </w:p>
         </w:tc>
@@ -4994,7 +4994,7 @@
                 <w:sz w:val="20"/>
                 <w:szCs w:val="20"/>
               </w:rPr>
-              <w:t xml:space="preserve">65.3%</w:t>
+              <w:t xml:space="preserve">65.5%</w:t>
             </w:r>
           </w:p>
         </w:tc>
@@ -5498,7 +5498,7 @@
                 <w:sz w:val="20"/>
                 <w:szCs w:val="20"/>
               </w:rPr>
-              <w:t xml:space="preserve">61.9%</w:t>
+              <w:t xml:space="preserve">62.0%</w:t>
             </w:r>
           </w:p>
         </w:tc>
@@ -5624,7 +5624,7 @@
                 <w:sz w:val="20"/>
                 <w:szCs w:val="20"/>
               </w:rPr>
-              <w:t xml:space="preserve">60.3%</w:t>
+              <w:t xml:space="preserve">60.2%</w:t>
             </w:r>
           </w:p>
         </w:tc>
@@ -6018,7 +6018,7 @@
                 <w:sz w:val="20"/>
                 <w:szCs w:val="20"/>
               </w:rPr>
-              <w:t xml:space="preserve">47.8%</w:t>
+              <w:t xml:space="preserve">47.9%</w:t>
             </w:r>
           </w:p>
         </w:tc>
@@ -6822,7 +6822,7 @@
         <w:t xml:space="preserve">list_date</w:t>
       </w:r>
       <w:r>
-        <w:t xml:space="preserve"> stays at the original listing, the way Zillow and most listing services count it. This applies to 2,021 rows.</w:t>
+        <w:t xml:space="preserve"> stays at the original listing, the way Zillow and most listing services count it. This applies to about 2,000 rows.</w:t>
       </w:r>
     </w:p>
     <w:p>
@@ -7022,7 +7022,7 @@
                 <w:sz w:val="20"/>
                 <w:szCs w:val="20"/>
               </w:rPr>
-              <w:t xml:space="preserve">Why</w:t>
+              <w:t xml:space="preserve">Why, most common reason first</w:t>
             </w:r>
           </w:p>
         </w:tc>
@@ -7088,7 +7088,7 @@
                 <w:sz w:val="20"/>
                 <w:szCs w:val="20"/>
               </w:rPr>
-              <w:t xml:space="preserve">5,281</w:t>
+              <w:t xml:space="preserve">6,174</w:t>
             </w:r>
           </w:p>
         </w:tc>
@@ -7118,7 +7118,7 @@
                 <w:sz w:val="20"/>
                 <w:szCs w:val="20"/>
               </w:rPr>
-              <w:t xml:space="preserve">Sold with no listing on record: an off-market sale, or a new home sold by the builder</w:t>
+              <w:t xml:space="preserve">Over 5,000 sold with no listing on record: an off-market sale, or a new home sold by the builder. In several hundred the listing was withdrawn, or switched to a rental, before any contract, and the home sold later. In the rest the listing had gone silent for more than a year before the contract</w:t>
             </w:r>
           </w:p>
         </w:tc>
@@ -7148,6 +7148,14 @@
               <w:spacing w:after="0"/>
               <w:jc w:val="left"/>
             </w:pPr>
+            <w:r>
+              <w:rPr>
+                <w:rFonts w:ascii="Consolas" w:cs="Consolas" w:eastAsia="Consolas" w:hAnsi="Consolas"/>
+                <w:sz w:val="20"/>
+                <w:szCs w:val="20"/>
+              </w:rPr>
+              <w:t xml:space="preserve">contract_date</w:t>
+            </w:r>
           </w:p>
         </w:tc>
         <w:tc>
@@ -7176,7 +7184,7 @@
                 <w:sz w:val="20"/>
                 <w:szCs w:val="20"/>
               </w:rPr>
-              <w:t xml:space="preserve">857</w:t>
+              <w:t xml:space="preserve">6,522</w:t>
             </w:r>
           </w:p>
         </w:tc>
@@ -7206,367 +7214,7 @@
                 <w:sz w:val="20"/>
                 <w:szCs w:val="20"/>
               </w:rPr>
-              <w:t xml:space="preserve">The listing was withdrawn, or switched to a rental, before any contract, and the home sold later</w:t>
-            </w:r>
-          </w:p>
-        </w:tc>
-      </w:tr>
-      <w:tr>
-        <w:trPr>
-          <w:cantSplit/>
-        </w:trPr>
-        <w:tc>
-          <w:tcPr>
-            <w:tcW w:type="dxa" w:w="2130"/>
-            <w:tcBorders>
-              <w:top w:val="single" w:color="C9D1DC" w:sz="4"/>
-              <w:left w:val="single" w:color="C9D1DC" w:sz="4"/>
-              <w:bottom w:val="single" w:color="C9D1DC" w:sz="4"/>
-              <w:right w:val="single" w:color="C9D1DC" w:sz="4"/>
-            </w:tcBorders>
-            <w:tcMar>
-              <w:top w:type="dxa" w:w="60"/>
-              <w:left w:type="dxa" w:w="100"/>
-              <w:bottom w:type="dxa" w:w="60"/>
-              <w:right w:type="dxa" w:w="100"/>
-            </w:tcMar>
-          </w:tcPr>
-          <w:p>
-            <w:pPr>
-              <w:spacing w:after="0"/>
-              <w:jc w:val="left"/>
-            </w:pPr>
-          </w:p>
-        </w:tc>
-        <w:tc>
-          <w:tcPr>
-            <w:tcW w:type="dxa" w:w="765"/>
-            <w:tcBorders>
-              <w:top w:val="single" w:color="C9D1DC" w:sz="4"/>
-              <w:left w:val="single" w:color="C9D1DC" w:sz="4"/>
-              <w:bottom w:val="single" w:color="C9D1DC" w:sz="4"/>
-              <w:right w:val="single" w:color="C9D1DC" w:sz="4"/>
-            </w:tcBorders>
-            <w:tcMar>
-              <w:top w:type="dxa" w:w="60"/>
-              <w:left w:type="dxa" w:w="100"/>
-              <w:bottom w:type="dxa" w:w="60"/>
-              <w:right w:type="dxa" w:w="100"/>
-            </w:tcMar>
-          </w:tcPr>
-          <w:p>
-            <w:pPr>
-              <w:spacing w:after="0"/>
-              <w:jc w:val="right"/>
-            </w:pPr>
-            <w:r>
-              <w:rPr>
-                <w:sz w:val="20"/>
-                <w:szCs w:val="20"/>
-              </w:rPr>
-              <w:t xml:space="preserve">122</w:t>
-            </w:r>
-          </w:p>
-        </w:tc>
-        <w:tc>
-          <w:tcPr>
-            <w:tcW w:type="dxa" w:w="6465"/>
-            <w:tcBorders>
-              <w:top w:val="single" w:color="C9D1DC" w:sz="4"/>
-              <w:left w:val="single" w:color="C9D1DC" w:sz="4"/>
-              <w:bottom w:val="single" w:color="C9D1DC" w:sz="4"/>
-              <w:right w:val="single" w:color="C9D1DC" w:sz="4"/>
-            </w:tcBorders>
-            <w:tcMar>
-              <w:top w:type="dxa" w:w="60"/>
-              <w:left w:type="dxa" w:w="100"/>
-              <w:bottom w:type="dxa" w:w="60"/>
-              <w:right w:type="dxa" w:w="100"/>
-            </w:tcMar>
-          </w:tcPr>
-          <w:p>
-            <w:pPr>
-              <w:spacing w:after="0"/>
-              <w:jc w:val="left"/>
-            </w:pPr>
-            <w:r>
-              <w:rPr>
-                <w:sz w:val="20"/>
-                <w:szCs w:val="20"/>
-              </w:rPr>
-              <w:t xml:space="preserve">The listing had gone silent for more than a year before the contract</w:t>
-            </w:r>
-          </w:p>
-        </w:tc>
-      </w:tr>
-      <w:tr>
-        <w:trPr>
-          <w:cantSplit/>
-        </w:trPr>
-        <w:tc>
-          <w:tcPr>
-            <w:tcW w:type="dxa" w:w="2130"/>
-            <w:tcBorders>
-              <w:top w:val="single" w:color="C9D1DC" w:sz="4"/>
-              <w:left w:val="single" w:color="C9D1DC" w:sz="4"/>
-              <w:bottom w:val="single" w:color="C9D1DC" w:sz="4"/>
-              <w:right w:val="single" w:color="C9D1DC" w:sz="4"/>
-            </w:tcBorders>
-            <w:tcMar>
-              <w:top w:type="dxa" w:w="60"/>
-              <w:left w:type="dxa" w:w="100"/>
-              <w:bottom w:type="dxa" w:w="60"/>
-              <w:right w:type="dxa" w:w="100"/>
-            </w:tcMar>
-          </w:tcPr>
-          <w:p>
-            <w:pPr>
-              <w:spacing w:after="0"/>
-              <w:jc w:val="left"/>
-            </w:pPr>
-            <w:r>
-              <w:rPr>
-                <w:rFonts w:ascii="Consolas" w:cs="Consolas" w:eastAsia="Consolas" w:hAnsi="Consolas"/>
-                <w:sz w:val="20"/>
-                <w:szCs w:val="20"/>
-              </w:rPr>
-              <w:t xml:space="preserve">contract_date</w:t>
-            </w:r>
-          </w:p>
-        </w:tc>
-        <w:tc>
-          <w:tcPr>
-            <w:tcW w:type="dxa" w:w="765"/>
-            <w:tcBorders>
-              <w:top w:val="single" w:color="C9D1DC" w:sz="4"/>
-              <w:left w:val="single" w:color="C9D1DC" w:sz="4"/>
-              <w:bottom w:val="single" w:color="C9D1DC" w:sz="4"/>
-              <w:right w:val="single" w:color="C9D1DC" w:sz="4"/>
-            </w:tcBorders>
-            <w:tcMar>
-              <w:top w:type="dxa" w:w="60"/>
-              <w:left w:type="dxa" w:w="100"/>
-              <w:bottom w:type="dxa" w:w="60"/>
-              <w:right w:type="dxa" w:w="100"/>
-            </w:tcMar>
-          </w:tcPr>
-          <w:p>
-            <w:pPr>
-              <w:spacing w:after="0"/>
-              <w:jc w:val="right"/>
-            </w:pPr>
-            <w:r>
-              <w:rPr>
-                <w:sz w:val="20"/>
-                <w:szCs w:val="20"/>
-              </w:rPr>
-              <w:t xml:space="preserve">6,411</w:t>
-            </w:r>
-          </w:p>
-        </w:tc>
-        <w:tc>
-          <w:tcPr>
-            <w:tcW w:type="dxa" w:w="6465"/>
-            <w:tcBorders>
-              <w:top w:val="single" w:color="C9D1DC" w:sz="4"/>
-              <w:left w:val="single" w:color="C9D1DC" w:sz="4"/>
-              <w:bottom w:val="single" w:color="C9D1DC" w:sz="4"/>
-              <w:right w:val="single" w:color="C9D1DC" w:sz="4"/>
-            </w:tcBorders>
-            <w:tcMar>
-              <w:top w:type="dxa" w:w="60"/>
-              <w:left w:type="dxa" w:w="100"/>
-              <w:bottom w:type="dxa" w:w="60"/>
-              <w:right w:type="dxa" w:w="100"/>
-            </w:tcMar>
-          </w:tcPr>
-          <w:p>
-            <w:pPr>
-              <w:spacing w:after="0"/>
-              <w:jc w:val="left"/>
-            </w:pPr>
-            <w:r>
-              <w:rPr>
-                <w:sz w:val="20"/>
-                <w:szCs w:val="20"/>
-              </w:rPr>
-              <w:t xml:space="preserve">No pending or contingent status was recorded for the sale</w:t>
-            </w:r>
-          </w:p>
-        </w:tc>
-      </w:tr>
-      <w:tr>
-        <w:trPr>
-          <w:cantSplit/>
-        </w:trPr>
-        <w:tc>
-          <w:tcPr>
-            <w:tcW w:type="dxa" w:w="2130"/>
-            <w:tcBorders>
-              <w:top w:val="single" w:color="C9D1DC" w:sz="4"/>
-              <w:left w:val="single" w:color="C9D1DC" w:sz="4"/>
-              <w:bottom w:val="single" w:color="C9D1DC" w:sz="4"/>
-              <w:right w:val="single" w:color="C9D1DC" w:sz="4"/>
-            </w:tcBorders>
-            <w:tcMar>
-              <w:top w:type="dxa" w:w="60"/>
-              <w:left w:type="dxa" w:w="100"/>
-              <w:bottom w:type="dxa" w:w="60"/>
-              <w:right w:type="dxa" w:w="100"/>
-            </w:tcMar>
-          </w:tcPr>
-          <w:p>
-            <w:pPr>
-              <w:spacing w:after="0"/>
-              <w:jc w:val="left"/>
-            </w:pPr>
-          </w:p>
-        </w:tc>
-        <w:tc>
-          <w:tcPr>
-            <w:tcW w:type="dxa" w:w="765"/>
-            <w:tcBorders>
-              <w:top w:val="single" w:color="C9D1DC" w:sz="4"/>
-              <w:left w:val="single" w:color="C9D1DC" w:sz="4"/>
-              <w:bottom w:val="single" w:color="C9D1DC" w:sz="4"/>
-              <w:right w:val="single" w:color="C9D1DC" w:sz="4"/>
-            </w:tcBorders>
-            <w:tcMar>
-              <w:top w:type="dxa" w:w="60"/>
-              <w:left w:type="dxa" w:w="100"/>
-              <w:bottom w:type="dxa" w:w="60"/>
-              <w:right w:type="dxa" w:w="100"/>
-            </w:tcMar>
-          </w:tcPr>
-          <w:p>
-            <w:pPr>
-              <w:spacing w:after="0"/>
-              <w:jc w:val="right"/>
-            </w:pPr>
-            <w:r>
-              <w:rPr>
-                <w:sz w:val="20"/>
-                <w:szCs w:val="20"/>
-              </w:rPr>
-              <w:t xml:space="preserve">147</w:t>
-            </w:r>
-          </w:p>
-        </w:tc>
-        <w:tc>
-          <w:tcPr>
-            <w:tcW w:type="dxa" w:w="6465"/>
-            <w:tcBorders>
-              <w:top w:val="single" w:color="C9D1DC" w:sz="4"/>
-              <w:left w:val="single" w:color="C9D1DC" w:sz="4"/>
-              <w:bottom w:val="single" w:color="C9D1DC" w:sz="4"/>
-              <w:right w:val="single" w:color="C9D1DC" w:sz="4"/>
-            </w:tcBorders>
-            <w:tcMar>
-              <w:top w:type="dxa" w:w="60"/>
-              <w:left w:type="dxa" w:w="100"/>
-              <w:bottom w:type="dxa" w:w="60"/>
-              <w:right w:type="dxa" w:w="100"/>
-            </w:tcMar>
-          </w:tcPr>
-          <w:p>
-            <w:pPr>
-              <w:spacing w:after="0"/>
-              <w:jc w:val="left"/>
-            </w:pPr>
-            <w:r>
-              <w:rPr>
-                <w:sz w:val="20"/>
-                <w:szCs w:val="20"/>
-              </w:rPr>
-              <w:t xml:space="preserve">The last recorded contract was more than a year before closing, so it was not this sale's</w:t>
-            </w:r>
-          </w:p>
-        </w:tc>
-      </w:tr>
-      <w:tr>
-        <w:trPr>
-          <w:cantSplit/>
-        </w:trPr>
-        <w:tc>
-          <w:tcPr>
-            <w:tcW w:type="dxa" w:w="2130"/>
-            <w:tcBorders>
-              <w:top w:val="single" w:color="C9D1DC" w:sz="4"/>
-              <w:left w:val="single" w:color="C9D1DC" w:sz="4"/>
-              <w:bottom w:val="single" w:color="C9D1DC" w:sz="4"/>
-              <w:right w:val="single" w:color="C9D1DC" w:sz="4"/>
-            </w:tcBorders>
-            <w:tcMar>
-              <w:top w:type="dxa" w:w="60"/>
-              <w:left w:type="dxa" w:w="100"/>
-              <w:bottom w:type="dxa" w:w="60"/>
-              <w:right w:type="dxa" w:w="100"/>
-            </w:tcMar>
-          </w:tcPr>
-          <w:p>
-            <w:pPr>
-              <w:spacing w:after="0"/>
-              <w:jc w:val="left"/>
-            </w:pPr>
-          </w:p>
-        </w:tc>
-        <w:tc>
-          <w:tcPr>
-            <w:tcW w:type="dxa" w:w="765"/>
-            <w:tcBorders>
-              <w:top w:val="single" w:color="C9D1DC" w:sz="4"/>
-              <w:left w:val="single" w:color="C9D1DC" w:sz="4"/>
-              <w:bottom w:val="single" w:color="C9D1DC" w:sz="4"/>
-              <w:right w:val="single" w:color="C9D1DC" w:sz="4"/>
-            </w:tcBorders>
-            <w:tcMar>
-              <w:top w:type="dxa" w:w="60"/>
-              <w:left w:type="dxa" w:w="100"/>
-              <w:bottom w:type="dxa" w:w="60"/>
-              <w:right w:type="dxa" w:w="100"/>
-            </w:tcMar>
-          </w:tcPr>
-          <w:p>
-            <w:pPr>
-              <w:spacing w:after="0"/>
-              <w:jc w:val="right"/>
-            </w:pPr>
-            <w:r>
-              <w:rPr>
-                <w:sz w:val="20"/>
-                <w:szCs w:val="20"/>
-              </w:rPr>
-              <w:t xml:space="preserve">50</w:t>
-            </w:r>
-          </w:p>
-        </w:tc>
-        <w:tc>
-          <w:tcPr>
-            <w:tcW w:type="dxa" w:w="6465"/>
-            <w:tcBorders>
-              <w:top w:val="single" w:color="C9D1DC" w:sz="4"/>
-              <w:left w:val="single" w:color="C9D1DC" w:sz="4"/>
-              <w:bottom w:val="single" w:color="C9D1DC" w:sz="4"/>
-              <w:right w:val="single" w:color="C9D1DC" w:sz="4"/>
-            </w:tcBorders>
-            <w:tcMar>
-              <w:top w:type="dxa" w:w="60"/>
-              <w:left w:type="dxa" w:w="100"/>
-              <w:bottom w:type="dxa" w:w="60"/>
-              <w:right w:type="dxa" w:w="100"/>
-            </w:tcMar>
-          </w:tcPr>
-          <w:p>
-            <w:pPr>
-              <w:spacing w:after="0"/>
-              <w:jc w:val="left"/>
-            </w:pPr>
-            <w:r>
-              <w:rPr>
-                <w:sz w:val="20"/>
-                <w:szCs w:val="20"/>
-              </w:rPr>
-              <w:t xml:space="preserve">The deal fell through: the listing was withdrawn more than 90 days before closing</w:t>
+              <w:t xml:space="preserve">Over 6,000 had no pending or contingent status recorded for the sale. In the rest, either the last recorded contract was more than a year before closing, so it was not this sale's, or the deal fell through: the listing was withdrawn more than 90 days before closing</w:t>
             </w:r>
           </w:p>
         </w:tc>
@@ -7674,7 +7322,7 @@
     </w:p>
     <w:p>
       <w:r>
-        <w:t xml:space="preserve">Days on market can be computed on 28,043 rows (78.9%), the rows with both a list and a contract date.</w:t>
+        <w:t xml:space="preserve">Days on market can be computed on 28,042 rows (79.1%), the rows with both a list and a contract date.</w:t>
       </w:r>
     </w:p>
     <w:p>
@@ -8042,7 +7690,7 @@
                 <w:sz w:val="20"/>
                 <w:szCs w:val="20"/>
               </w:rPr>
-              <w:t xml:space="preserve">27.4%</w:t>
+              <w:t xml:space="preserve">25.4%</w:t>
             </w:r>
           </w:p>
         </w:tc>
@@ -8308,7 +7956,7 @@
     </w:p>
     <w:p>
       <w:r>
-        <w:t xml:space="preserve">Homes that sold without a listing are disproportionately new construction: 17% of them were built the year of the sale or the year before, against 6% of listed homes. So a city's days on market describes the homes that were listed, and in Pittsboro that is under two thirds of them. Treating a blank as zero is worse: it makes thousands of homes look as if they sold instantly.</w:t>
+        <w:t xml:space="preserve">Homes that sold without a listing are disproportionately new construction: 16% of them were built the year of the sale or the year before, against 6% of listed homes. So a city's days on market describes the homes that were listed, and in Pittsboro that is under two thirds of them. Treating a blank as zero is worse: it makes thousands of homes look as if they sold instantly.</w:t>
       </w:r>
     </w:p>
     <w:p>
@@ -8322,10 +7970,10 @@
           <w:b/>
           <w:bCs/>
         </w:rPr>
-        <w:t xml:space="preserve">2. The street address is not unique, and the repeats are real.</w:t>
-      </w:r>
-      <w:r>
-        <w:t xml:space="preserve"> 240 rows share a street address with another row. These are separate condo or apartment units in 103 buildings, and the source recorded no unit number for any of them.</w:t>
+        <w:t xml:space="preserve">2. The street address is not unique.</w:t>
+      </w:r>
+      <w:r>
+        <w:t xml:space="preserve"> 66 rows share a street address with another row, at 16 addresses, and the source recorded no unit number for any of them. 60 of those rows are separate condo or apartment units in 13 State College buildings.</w:t>
       </w:r>
     </w:p>
     <w:p>
@@ -8402,7 +8050,12 @@
     </w:p>
     <w:p>
       <w:r>
-        <w:t xml:space="preserve">To find these buildings yourself:</w:t>
+        <w:t xml:space="preserve">The other six rows are three pairs, in Chapel Hill, Charlottesville and Gainesville. Each pair is a home built in 2023 or 2024 with two different sales, about a year or more apart and at different prices, under two parcel numbers. The source does not show whether a pair is one home sold twice or two homes given the same address, so both rows are kept.</w:t>
+      </w:r>
+    </w:p>
+    <w:p>
+      <w:r>
+        <w:t xml:space="preserve">To find these addresses yourself:</w:t>
       </w:r>
     </w:p>
     <w:tbl>
@@ -8552,7 +8205,7 @@
         <w:t xml:space="preserve"> is wrong more often than it looks.</w:t>
       </w:r>
       <w:r>
-        <w:t xml:space="preserve"> 35,350 rows say </w:t>
+        <w:t xml:space="preserve"> 35,263 rows say </w:t>
       </w:r>
       <w:r>
         <w:rPr>
@@ -8790,7 +8443,7 @@
     </w:p>
     <w:p>
       <w:r>
-        <w:t xml:space="preserve">Every city below appears in the dataset and the counts sum to all 35,529 rows.</w:t>
+        <w:t xml:space="preserve">Every city below appears in the dataset and the counts sum to all 35,442 rows.</w:t>
       </w:r>
     </w:p>
     <w:tbl>
@@ -9260,7 +8913,7 @@
                 <w:sz w:val="20"/>
                 <w:szCs w:val="20"/>
               </w:rPr>
-              <w:t xml:space="preserve">Chapel Hill (2,718), Carrboro (208), Pittsboro (92)</w:t>
+              <w:t xml:space="preserve">Chapel Hill (2,716), Carrboro (208), Pittsboro (92)</w:t>
             </w:r>
           </w:p>
         </w:tc>
@@ -9290,7 +8943,7 @@
                 <w:sz w:val="20"/>
                 <w:szCs w:val="20"/>
               </w:rPr>
-              <w:t xml:space="preserve">3,018</w:t>
+              <w:t xml:space="preserve">3,016</w:t>
             </w:r>
           </w:p>
         </w:tc>
@@ -9355,7 +9008,7 @@
                 <w:sz w:val="20"/>
                 <w:szCs w:val="20"/>
               </w:rPr>
-              <w:t xml:space="preserve">Davis (942)</w:t>
+              <w:t xml:space="preserve">Davis (941)</w:t>
             </w:r>
           </w:p>
         </w:tc>
@@ -9385,7 +9038,7 @@
                 <w:sz w:val="20"/>
                 <w:szCs w:val="20"/>
               </w:rPr>
-              <w:t xml:space="preserve">942</w:t>
+              <w:t xml:space="preserve">941</w:t>
             </w:r>
           </w:p>
         </w:tc>
@@ -9450,7 +9103,7 @@
                 <w:sz w:val="20"/>
                 <w:szCs w:val="20"/>
               </w:rPr>
-              <w:t xml:space="preserve">Gainesville (5,477), Newberry (153)</w:t>
+              <w:t xml:space="preserve">Gainesville (5,477), Newberry (152)</w:t>
             </w:r>
           </w:p>
         </w:tc>
@@ -9480,7 +9133,7 @@
                 <w:sz w:val="20"/>
                 <w:szCs w:val="20"/>
               </w:rPr>
-              <w:t xml:space="preserve">5,630</w:t>
+              <w:t xml:space="preserve">5,629</w:t>
             </w:r>
           </w:p>
         </w:tc>
@@ -9545,7 +9198,7 @@
                 <w:sz w:val="20"/>
                 <w:szCs w:val="20"/>
               </w:rPr>
-              <w:t xml:space="preserve">Athens (2,816)</w:t>
+              <w:t xml:space="preserve">Athens (2,814)</w:t>
             </w:r>
           </w:p>
         </w:tc>
@@ -9575,7 +9228,7 @@
                 <w:sz w:val="20"/>
                 <w:szCs w:val="20"/>
               </w:rPr>
-              <w:t xml:space="preserve">2,816</w:t>
+              <w:t xml:space="preserve">2,814</w:t>
             </w:r>
           </w:p>
         </w:tc>
@@ -9735,7 +9388,7 @@
                 <w:sz w:val="20"/>
                 <w:szCs w:val="20"/>
               </w:rPr>
-              <w:t xml:space="preserve">Ann Arbor (3,022)</w:t>
+              <w:t xml:space="preserve">Ann Arbor (3,021)</w:t>
             </w:r>
           </w:p>
         </w:tc>
@@ -9765,7 +9418,7 @@
                 <w:sz w:val="20"/>
                 <w:szCs w:val="20"/>
               </w:rPr>
-              <w:t xml:space="preserve">3,022</w:t>
+              <w:t xml:space="preserve">3,021</w:t>
             </w:r>
           </w:p>
         </w:tc>
@@ -9830,7 +9483,7 @@
                 <w:sz w:val="20"/>
                 <w:szCs w:val="20"/>
               </w:rPr>
-              <w:t xml:space="preserve">Charlottesville (2,854)</w:t>
+              <w:t xml:space="preserve">Charlottesville (2,775)</w:t>
             </w:r>
           </w:p>
         </w:tc>
@@ -9860,7 +9513,7 @@
                 <w:sz w:val="20"/>
                 <w:szCs w:val="20"/>
               </w:rPr>
-              <w:t xml:space="preserve">2,854</w:t>
+              <w:t xml:space="preserve">2,775</w:t>
             </w:r>
           </w:p>
         </w:tc>
@@ -9925,7 +9578,7 @@
                 <w:sz w:val="20"/>
                 <w:szCs w:val="20"/>
               </w:rPr>
-              <w:t xml:space="preserve">Madison (5,062), Middleton (645)</w:t>
+              <w:t xml:space="preserve">Madison (5,061), Middleton (645)</w:t>
             </w:r>
           </w:p>
         </w:tc>
@@ -9955,7 +9608,7 @@
                 <w:sz w:val="20"/>
                 <w:szCs w:val="20"/>
               </w:rPr>
-              <w:t xml:space="preserve">5,707</w:t>
+              <w:t xml:space="preserve">5,706</w:t>
             </w:r>
           </w:p>
         </w:tc>
@@ -9981,7 +9634,7 @@
     </w:p>
     <w:p>
       <w:r>
-        <w:t xml:space="preserve">Removed before release: agent and broker names, phone numbers and emails; listing photos and descriptions; valuation estimates and platform-specific metrics; and all platform identifiers. Rows for homes currently being marketed and rows with withheld addresses were also removed, so every row is a completed sale. Where the source listed the same property twice, one row was kept. Cities with fewer than 90 sales were dropped as well, which removed 255 rows across 57 places.</w:t>
+        <w:t xml:space="preserve">Removed before release: agent and broker names, phone numbers and emails; listing photos and descriptions; valuation estimates and platform-specific metrics; and all platform identifiers. Rows for homes currently being marketed and rows with withheld addresses were also removed, so every row is a completed sale. Where the source listed the same property twice, or recorded one sale under two parcel numbers, one row was kept. Cities with fewer than 90 sales were dropped as well, which removed 255 rows across 57 places.</w:t>
       </w:r>
     </w:p>
     <w:p>

--- a/output/students/Data Description Sheet.docx
+++ b/output/students/Data Description Sheet.docx
@@ -6822,7 +6822,7 @@
         <w:t xml:space="preserve">list_date</w:t>
       </w:r>
       <w:r>
-        <w:t xml:space="preserve"> stays at the original listing, the way Zillow and most listing services count it. This applies to about 2,000 rows.</w:t>
+        <w:t xml:space="preserve"> stays at the original listing, the way Zillow and most listing services count it. This applies to 2,021 rows.</w:t>
       </w:r>
     </w:p>
     <w:p>
@@ -7022,7 +7022,7 @@
                 <w:sz w:val="20"/>
                 <w:szCs w:val="20"/>
               </w:rPr>
-              <w:t xml:space="preserve">Why, most common reason first</w:t>
+              <w:t xml:space="preserve">Why</w:t>
             </w:r>
           </w:p>
         </w:tc>
@@ -7088,7 +7088,7 @@
                 <w:sz w:val="20"/>
                 <w:szCs w:val="20"/>
               </w:rPr>
-              <w:t xml:space="preserve">6,174</w:t>
+              <w:t xml:space="preserve">5,195</w:t>
             </w:r>
           </w:p>
         </w:tc>
@@ -7118,7 +7118,7 @@
                 <w:sz w:val="20"/>
                 <w:szCs w:val="20"/>
               </w:rPr>
-              <w:t xml:space="preserve">Over 5,000 sold with no listing on record: an off-market sale, or a new home sold by the builder. In several hundred the listing was withdrawn, or switched to a rental, before any contract, and the home sold later. In the rest the listing had gone silent for more than a year before the contract</w:t>
+              <w:t xml:space="preserve">Sold with no listing on record: an off-market sale, or a new home sold by the builder</w:t>
             </w:r>
           </w:p>
         </w:tc>
@@ -7148,6 +7148,182 @@
               <w:spacing w:after="0"/>
               <w:jc w:val="left"/>
             </w:pPr>
+          </w:p>
+        </w:tc>
+        <w:tc>
+          <w:tcPr>
+            <w:tcW w:type="dxa" w:w="765"/>
+            <w:tcBorders>
+              <w:top w:val="single" w:color="C9D1DC" w:sz="4"/>
+              <w:left w:val="single" w:color="C9D1DC" w:sz="4"/>
+              <w:bottom w:val="single" w:color="C9D1DC" w:sz="4"/>
+              <w:right w:val="single" w:color="C9D1DC" w:sz="4"/>
+            </w:tcBorders>
+            <w:tcMar>
+              <w:top w:type="dxa" w:w="60"/>
+              <w:left w:type="dxa" w:w="100"/>
+              <w:bottom w:type="dxa" w:w="60"/>
+              <w:right w:type="dxa" w:w="100"/>
+            </w:tcMar>
+          </w:tcPr>
+          <w:p>
+            <w:pPr>
+              <w:spacing w:after="0"/>
+              <w:jc w:val="right"/>
+            </w:pPr>
+            <w:r>
+              <w:rPr>
+                <w:sz w:val="20"/>
+                <w:szCs w:val="20"/>
+              </w:rPr>
+              <w:t xml:space="preserve">857</w:t>
+            </w:r>
+          </w:p>
+        </w:tc>
+        <w:tc>
+          <w:tcPr>
+            <w:tcW w:type="dxa" w:w="6465"/>
+            <w:tcBorders>
+              <w:top w:val="single" w:color="C9D1DC" w:sz="4"/>
+              <w:left w:val="single" w:color="C9D1DC" w:sz="4"/>
+              <w:bottom w:val="single" w:color="C9D1DC" w:sz="4"/>
+              <w:right w:val="single" w:color="C9D1DC" w:sz="4"/>
+            </w:tcBorders>
+            <w:tcMar>
+              <w:top w:type="dxa" w:w="60"/>
+              <w:left w:type="dxa" w:w="100"/>
+              <w:bottom w:type="dxa" w:w="60"/>
+              <w:right w:type="dxa" w:w="100"/>
+            </w:tcMar>
+          </w:tcPr>
+          <w:p>
+            <w:pPr>
+              <w:spacing w:after="0"/>
+              <w:jc w:val="left"/>
+            </w:pPr>
+            <w:r>
+              <w:rPr>
+                <w:sz w:val="20"/>
+                <w:szCs w:val="20"/>
+              </w:rPr>
+              <w:t xml:space="preserve">The listing was withdrawn, or switched to a rental, before any contract, and the home sold later</w:t>
+            </w:r>
+          </w:p>
+        </w:tc>
+      </w:tr>
+      <w:tr>
+        <w:trPr>
+          <w:cantSplit/>
+        </w:trPr>
+        <w:tc>
+          <w:tcPr>
+            <w:tcW w:type="dxa" w:w="2130"/>
+            <w:tcBorders>
+              <w:top w:val="single" w:color="C9D1DC" w:sz="4"/>
+              <w:left w:val="single" w:color="C9D1DC" w:sz="4"/>
+              <w:bottom w:val="single" w:color="C9D1DC" w:sz="4"/>
+              <w:right w:val="single" w:color="C9D1DC" w:sz="4"/>
+            </w:tcBorders>
+            <w:tcMar>
+              <w:top w:type="dxa" w:w="60"/>
+              <w:left w:type="dxa" w:w="100"/>
+              <w:bottom w:type="dxa" w:w="60"/>
+              <w:right w:type="dxa" w:w="100"/>
+            </w:tcMar>
+          </w:tcPr>
+          <w:p>
+            <w:pPr>
+              <w:spacing w:after="0"/>
+              <w:jc w:val="left"/>
+            </w:pPr>
+          </w:p>
+        </w:tc>
+        <w:tc>
+          <w:tcPr>
+            <w:tcW w:type="dxa" w:w="765"/>
+            <w:tcBorders>
+              <w:top w:val="single" w:color="C9D1DC" w:sz="4"/>
+              <w:left w:val="single" w:color="C9D1DC" w:sz="4"/>
+              <w:bottom w:val="single" w:color="C9D1DC" w:sz="4"/>
+              <w:right w:val="single" w:color="C9D1DC" w:sz="4"/>
+            </w:tcBorders>
+            <w:tcMar>
+              <w:top w:type="dxa" w:w="60"/>
+              <w:left w:type="dxa" w:w="100"/>
+              <w:bottom w:type="dxa" w:w="60"/>
+              <w:right w:type="dxa" w:w="100"/>
+            </w:tcMar>
+          </w:tcPr>
+          <w:p>
+            <w:pPr>
+              <w:spacing w:after="0"/>
+              <w:jc w:val="right"/>
+            </w:pPr>
+            <w:r>
+              <w:rPr>
+                <w:sz w:val="20"/>
+                <w:szCs w:val="20"/>
+              </w:rPr>
+              <w:t xml:space="preserve">122</w:t>
+            </w:r>
+          </w:p>
+        </w:tc>
+        <w:tc>
+          <w:tcPr>
+            <w:tcW w:type="dxa" w:w="6465"/>
+            <w:tcBorders>
+              <w:top w:val="single" w:color="C9D1DC" w:sz="4"/>
+              <w:left w:val="single" w:color="C9D1DC" w:sz="4"/>
+              <w:bottom w:val="single" w:color="C9D1DC" w:sz="4"/>
+              <w:right w:val="single" w:color="C9D1DC" w:sz="4"/>
+            </w:tcBorders>
+            <w:tcMar>
+              <w:top w:type="dxa" w:w="60"/>
+              <w:left w:type="dxa" w:w="100"/>
+              <w:bottom w:type="dxa" w:w="60"/>
+              <w:right w:type="dxa" w:w="100"/>
+            </w:tcMar>
+          </w:tcPr>
+          <w:p>
+            <w:pPr>
+              <w:spacing w:after="0"/>
+              <w:jc w:val="left"/>
+            </w:pPr>
+            <w:r>
+              <w:rPr>
+                <w:sz w:val="20"/>
+                <w:szCs w:val="20"/>
+              </w:rPr>
+              <w:t xml:space="preserve">The listing had gone silent for more than a year before the contract</w:t>
+            </w:r>
+          </w:p>
+        </w:tc>
+      </w:tr>
+      <w:tr>
+        <w:trPr>
+          <w:cantSplit/>
+        </w:trPr>
+        <w:tc>
+          <w:tcPr>
+            <w:tcW w:type="dxa" w:w="2130"/>
+            <w:tcBorders>
+              <w:top w:val="single" w:color="C9D1DC" w:sz="4"/>
+              <w:left w:val="single" w:color="C9D1DC" w:sz="4"/>
+              <w:bottom w:val="single" w:color="C9D1DC" w:sz="4"/>
+              <w:right w:val="single" w:color="C9D1DC" w:sz="4"/>
+            </w:tcBorders>
+            <w:tcMar>
+              <w:top w:type="dxa" w:w="60"/>
+              <w:left w:type="dxa" w:w="100"/>
+              <w:bottom w:type="dxa" w:w="60"/>
+              <w:right w:type="dxa" w:w="100"/>
+            </w:tcMar>
+          </w:tcPr>
+          <w:p>
+            <w:pPr>
+              <w:spacing w:after="0"/>
+              <w:jc w:val="left"/>
+            </w:pPr>
             <w:r>
               <w:rPr>
                 <w:rFonts w:ascii="Consolas" w:cs="Consolas" w:eastAsia="Consolas" w:hAnsi="Consolas"/>
@@ -7184,7 +7360,7 @@
                 <w:sz w:val="20"/>
                 <w:szCs w:val="20"/>
               </w:rPr>
-              <w:t xml:space="preserve">6,522</w:t>
+              <w:t xml:space="preserve">6,325</w:t>
             </w:r>
           </w:p>
         </w:tc>
@@ -7214,7 +7390,183 @@
                 <w:sz w:val="20"/>
                 <w:szCs w:val="20"/>
               </w:rPr>
-              <w:t xml:space="preserve">Over 6,000 had no pending or contingent status recorded for the sale. In the rest, either the last recorded contract was more than a year before closing, so it was not this sale's, or the deal fell through: the listing was withdrawn more than 90 days before closing</w:t>
+              <w:t xml:space="preserve">No pending or contingent status was recorded for the sale</w:t>
+            </w:r>
+          </w:p>
+        </w:tc>
+      </w:tr>
+      <w:tr>
+        <w:trPr>
+          <w:cantSplit/>
+        </w:trPr>
+        <w:tc>
+          <w:tcPr>
+            <w:tcW w:type="dxa" w:w="2130"/>
+            <w:tcBorders>
+              <w:top w:val="single" w:color="C9D1DC" w:sz="4"/>
+              <w:left w:val="single" w:color="C9D1DC" w:sz="4"/>
+              <w:bottom w:val="single" w:color="C9D1DC" w:sz="4"/>
+              <w:right w:val="single" w:color="C9D1DC" w:sz="4"/>
+            </w:tcBorders>
+            <w:tcMar>
+              <w:top w:type="dxa" w:w="60"/>
+              <w:left w:type="dxa" w:w="100"/>
+              <w:bottom w:type="dxa" w:w="60"/>
+              <w:right w:type="dxa" w:w="100"/>
+            </w:tcMar>
+          </w:tcPr>
+          <w:p>
+            <w:pPr>
+              <w:spacing w:after="0"/>
+              <w:jc w:val="left"/>
+            </w:pPr>
+          </w:p>
+        </w:tc>
+        <w:tc>
+          <w:tcPr>
+            <w:tcW w:type="dxa" w:w="765"/>
+            <w:tcBorders>
+              <w:top w:val="single" w:color="C9D1DC" w:sz="4"/>
+              <w:left w:val="single" w:color="C9D1DC" w:sz="4"/>
+              <w:bottom w:val="single" w:color="C9D1DC" w:sz="4"/>
+              <w:right w:val="single" w:color="C9D1DC" w:sz="4"/>
+            </w:tcBorders>
+            <w:tcMar>
+              <w:top w:type="dxa" w:w="60"/>
+              <w:left w:type="dxa" w:w="100"/>
+              <w:bottom w:type="dxa" w:w="60"/>
+              <w:right w:type="dxa" w:w="100"/>
+            </w:tcMar>
+          </w:tcPr>
+          <w:p>
+            <w:pPr>
+              <w:spacing w:after="0"/>
+              <w:jc w:val="right"/>
+            </w:pPr>
+            <w:r>
+              <w:rPr>
+                <w:sz w:val="20"/>
+                <w:szCs w:val="20"/>
+              </w:rPr>
+              <w:t xml:space="preserve">147</w:t>
+            </w:r>
+          </w:p>
+        </w:tc>
+        <w:tc>
+          <w:tcPr>
+            <w:tcW w:type="dxa" w:w="6465"/>
+            <w:tcBorders>
+              <w:top w:val="single" w:color="C9D1DC" w:sz="4"/>
+              <w:left w:val="single" w:color="C9D1DC" w:sz="4"/>
+              <w:bottom w:val="single" w:color="C9D1DC" w:sz="4"/>
+              <w:right w:val="single" w:color="C9D1DC" w:sz="4"/>
+            </w:tcBorders>
+            <w:tcMar>
+              <w:top w:type="dxa" w:w="60"/>
+              <w:left w:type="dxa" w:w="100"/>
+              <w:bottom w:type="dxa" w:w="60"/>
+              <w:right w:type="dxa" w:w="100"/>
+            </w:tcMar>
+          </w:tcPr>
+          <w:p>
+            <w:pPr>
+              <w:spacing w:after="0"/>
+              <w:jc w:val="left"/>
+            </w:pPr>
+            <w:r>
+              <w:rPr>
+                <w:sz w:val="20"/>
+                <w:szCs w:val="20"/>
+              </w:rPr>
+              <w:t xml:space="preserve">The last recorded contract was more than a year before closing, so it was not this sale's</w:t>
+            </w:r>
+          </w:p>
+        </w:tc>
+      </w:tr>
+      <w:tr>
+        <w:trPr>
+          <w:cantSplit/>
+        </w:trPr>
+        <w:tc>
+          <w:tcPr>
+            <w:tcW w:type="dxa" w:w="2130"/>
+            <w:tcBorders>
+              <w:top w:val="single" w:color="C9D1DC" w:sz="4"/>
+              <w:left w:val="single" w:color="C9D1DC" w:sz="4"/>
+              <w:bottom w:val="single" w:color="C9D1DC" w:sz="4"/>
+              <w:right w:val="single" w:color="C9D1DC" w:sz="4"/>
+            </w:tcBorders>
+            <w:tcMar>
+              <w:top w:type="dxa" w:w="60"/>
+              <w:left w:type="dxa" w:w="100"/>
+              <w:bottom w:type="dxa" w:w="60"/>
+              <w:right w:type="dxa" w:w="100"/>
+            </w:tcMar>
+          </w:tcPr>
+          <w:p>
+            <w:pPr>
+              <w:spacing w:after="0"/>
+              <w:jc w:val="left"/>
+            </w:pPr>
+          </w:p>
+        </w:tc>
+        <w:tc>
+          <w:tcPr>
+            <w:tcW w:type="dxa" w:w="765"/>
+            <w:tcBorders>
+              <w:top w:val="single" w:color="C9D1DC" w:sz="4"/>
+              <w:left w:val="single" w:color="C9D1DC" w:sz="4"/>
+              <w:bottom w:val="single" w:color="C9D1DC" w:sz="4"/>
+              <w:right w:val="single" w:color="C9D1DC" w:sz="4"/>
+            </w:tcBorders>
+            <w:tcMar>
+              <w:top w:type="dxa" w:w="60"/>
+              <w:left w:type="dxa" w:w="100"/>
+              <w:bottom w:type="dxa" w:w="60"/>
+              <w:right w:type="dxa" w:w="100"/>
+            </w:tcMar>
+          </w:tcPr>
+          <w:p>
+            <w:pPr>
+              <w:spacing w:after="0"/>
+              <w:jc w:val="right"/>
+            </w:pPr>
+            <w:r>
+              <w:rPr>
+                <w:sz w:val="20"/>
+                <w:szCs w:val="20"/>
+              </w:rPr>
+              <w:t xml:space="preserve">50</w:t>
+            </w:r>
+          </w:p>
+        </w:tc>
+        <w:tc>
+          <w:tcPr>
+            <w:tcW w:type="dxa" w:w="6465"/>
+            <w:tcBorders>
+              <w:top w:val="single" w:color="C9D1DC" w:sz="4"/>
+              <w:left w:val="single" w:color="C9D1DC" w:sz="4"/>
+              <w:bottom w:val="single" w:color="C9D1DC" w:sz="4"/>
+              <w:right w:val="single" w:color="C9D1DC" w:sz="4"/>
+            </w:tcBorders>
+            <w:tcMar>
+              <w:top w:type="dxa" w:w="60"/>
+              <w:left w:type="dxa" w:w="100"/>
+              <w:bottom w:type="dxa" w:w="60"/>
+              <w:right w:type="dxa" w:w="100"/>
+            </w:tcMar>
+          </w:tcPr>
+          <w:p>
+            <w:pPr>
+              <w:spacing w:after="0"/>
+              <w:jc w:val="left"/>
+            </w:pPr>
+            <w:r>
+              <w:rPr>
+                <w:sz w:val="20"/>
+                <w:szCs w:val="20"/>
+              </w:rPr>
+              <w:t xml:space="preserve">The deal fell through: the listing was withdrawn more than 90 days before closing</w:t>
             </w:r>
           </w:p>
         </w:tc>
